--- a/UI_Software_Delivery_and_Team_Management/Marketing-plan-Maui.docx
+++ b/UI_Software_Delivery_and_Team_Management/Marketing-plan-Maui.docx
@@ -113,6 +113,11 @@
       </w:r>
       <w:r>
         <w:t xml:space="preserve"> designed specifically for tracking time spent on social media apps, and converting data from the individual apps into their carbon cost to give the user carbon insights into their digital habits. </w:t>
+      </w:r>
+      <w:r>
+        <w:rPr>
+          <w:highlight w:val="none"/>
+        </w:rPr>
       </w:r>
       <w:r>
         <w:rPr>
@@ -377,7 +382,7 @@
         <w:t xml:space="preserve">Rising levels of addiction to social media apps. (</w:t>
       </w:r>
       <w:r>
-        <w:t xml:space="preserve">https://www.addictionhelp.com/social-media-addiction/statistics/</w:t>
+        <w:t xml:space="preserve">Miller, J. 2025</w:t>
       </w:r>
       <w:r>
         <w:t xml:space="preserve">)</w:t>
@@ -399,7 +404,7 @@
         <w:t xml:space="preserve">Increase in reported anxiety related to social media use. (</w:t>
       </w:r>
       <w:r>
-        <w:t xml:space="preserve">https://www.rsph.org.uk/our-work/publications/statusofmind/</w:t>
+        <w:t xml:space="preserve">RSPH, 2017</w:t>
       </w:r>
       <w:r>
         <w:t xml:space="preserve">)</w:t>
@@ -421,10 +426,10 @@
         <w:t xml:space="preserve">Growth in Screen time management software market is from $2.1bil in 2024 forecast to hit $6.9bil in 2033, growing at CAGR of 13.7% (</w:t>
       </w:r>
       <w:r>
-        <w:t xml:space="preserve">https://marketintelo.com/report/screen-time-management-software-market</w:t>
+        <w:t xml:space="preserve">Sharma, R. 2025)</w:t>
       </w:r>
       <w:r>
-        <w:t xml:space="preserve">).</w:t>
+        <w:t xml:space="preserve">.</w:t>
       </w:r>
       <w:r/>
     </w:p>
@@ -3473,6 +3478,7 @@
         <w:rPr>
           <w:b/>
           <w:bCs/>
+          <w:highlight w:val="none"/>
         </w:rPr>
       </w:pPr>
       <w:r>
@@ -3480,7 +3486,117 @@
           <w:b/>
           <w:bCs/>
         </w:rPr>
-        <w:t xml:space="preserve">9. Monitoring &amp; Evaluation</w:t>
+        <w:t xml:space="preserve">9. Pricing Plan</w:t>
+      </w:r>
+      <w:r>
+        <w:rPr>
+          <w:b/>
+          <w:bCs/>
+        </w:rPr>
+      </w:r>
+      <w:r>
+        <w:rPr>
+          <w:b/>
+          <w:bCs/>
+          <w:highlight w:val="none"/>
+        </w:rPr>
+      </w:r>
+    </w:p>
+    <w:p>
+      <w:pPr>
+        <w:pBdr/>
+        <w:spacing/>
+        <w:ind/>
+        <w:rPr>
+          <w:b w:val="0"/>
+          <w:bCs w:val="0"/>
+          <w:highlight w:val="none"/>
+        </w:rPr>
+      </w:pPr>
+      <w:r>
+        <w:rPr>
+          <w:b w:val="0"/>
+          <w:bCs w:val="0"/>
+          <w:highlight w:val="none"/>
+        </w:rPr>
+      </w:r>
+      <w:r>
+        <w:rPr>
+          <w:b w:val="0"/>
+          <w:bCs w:val="0"/>
+          <w:highlight w:val="none"/>
+        </w:rPr>
+        <w:t xml:space="preserve">The product is available as free-to-use, with a donations-tier membership to be made availa</w:t>
+      </w:r>
+      <w:r>
+        <w:rPr>
+          <w:b w:val="0"/>
+          <w:bCs w:val="0"/>
+          <w:highlight w:val="none"/>
+        </w:rPr>
+        <w:t xml:space="preserve">ble later in development. Future conservation events will be funded by a reciprocal relationship with local charity partnerships:  Where advertising on the platform can be exchanged with contributing to green initiative events to help retain user interest.</w:t>
+      </w:r>
+      <w:r>
+        <w:rPr>
+          <w:b w:val="0"/>
+          <w:bCs w:val="0"/>
+        </w:rPr>
+      </w:r>
+      <w:r>
+        <w:rPr>
+          <w:b w:val="0"/>
+          <w:bCs w:val="0"/>
+          <w:highlight w:val="none"/>
+        </w:rPr>
+      </w:r>
+    </w:p>
+    <w:p>
+      <w:pPr>
+        <w:pBdr/>
+        <w:spacing/>
+        <w:ind/>
+        <w:rPr>
+          <w:b w:val="0"/>
+          <w:bCs w:val="0"/>
+        </w:rPr>
+      </w:pPr>
+      <w:r>
+        <w:rPr>
+          <w:b w:val="0"/>
+          <w:bCs w:val="0"/>
+          <w:highlight w:val="none"/>
+        </w:rPr>
+      </w:r>
+      <w:r>
+        <w:rPr>
+          <w:b w:val="0"/>
+          <w:bCs w:val="0"/>
+          <w:highlight w:val="none"/>
+        </w:rPr>
+      </w:r>
+      <w:r>
+        <w:rPr>
+          <w:b w:val="0"/>
+          <w:bCs w:val="0"/>
+        </w:rPr>
+      </w:r>
+    </w:p>
+    <w:p>
+      <w:pPr>
+        <w:pBdr/>
+        <w:spacing/>
+        <w:ind/>
+        <w:rPr>
+          <w:b/>
+          <w:bCs/>
+        </w:rPr>
+      </w:pPr>
+      <w:r>
+        <w:rPr>
+          <w:b/>
+          <w:bCs/>
+        </w:rPr>
+        <w:t xml:space="preserve">10. Monitoring &amp; Evaluation</w:t>
       </w:r>
       <w:r>
         <w:rPr>
@@ -3613,6 +3729,7 @@
         <w:rPr>
           <w:b/>
           <w:bCs/>
+          <w:highlight w:val="none"/>
         </w:rPr>
       </w:pPr>
       <w:r>
@@ -3635,6 +3752,303 @@
         <w:rPr>
           <w:b/>
           <w:bCs/>
+        </w:rPr>
+      </w:r>
+    </w:p>
+    <w:p>
+      <w:pPr>
+        <w:pBdr/>
+        <w:spacing/>
+        <w:ind/>
+        <w:rPr>
+          <w:b/>
+          <w:bCs/>
+        </w:rPr>
+      </w:pPr>
+      <w:r>
+        <w:rPr>
+          <w:b/>
+          <w:bCs/>
+        </w:rPr>
+      </w:r>
+      <w:r>
+        <w:rPr>
+          <w:b/>
+          <w:bCs/>
+        </w:rPr>
+      </w:r>
+      <w:r>
+        <w:rPr>
+          <w:b/>
+          <w:bCs/>
+        </w:rPr>
+      </w:r>
+    </w:p>
+    <w:p>
+      <w:pPr>
+        <w:pBdr/>
+        <w:spacing/>
+        <w:ind/>
+        <w:rPr>
+          <w:b/>
+          <w:bCs/>
+        </w:rPr>
+      </w:pPr>
+      <w:r>
+        <w:rPr>
+          <w:b/>
+          <w:bCs/>
+        </w:rPr>
+      </w:r>
+      <w:r>
+        <w:rPr>
+          <w:b/>
+          <w:bCs/>
+        </w:rPr>
+      </w:r>
+      <w:r>
+        <w:rPr>
+          <w:b/>
+          <w:bCs/>
+        </w:rPr>
+      </w:r>
+    </w:p>
+    <w:p>
+      <w:pPr>
+        <w:pBdr/>
+        <w:spacing/>
+        <w:ind/>
+        <w:rPr>
+          <w:b/>
+          <w:bCs/>
+        </w:rPr>
+      </w:pPr>
+      <w:r>
+        <w:rPr>
+          <w:b/>
+          <w:bCs/>
+        </w:rPr>
+      </w:r>
+      <w:r>
+        <w:rPr>
+          <w:b/>
+          <w:bCs/>
+        </w:rPr>
+      </w:r>
+    </w:p>
+    <w:p>
+      <w:pPr>
+        <w:pBdr/>
+        <w:spacing/>
+        <w:ind/>
+        <w:rPr>
+          <w:b/>
+          <w:bCs/>
+          <w:highlight w:val="none"/>
+        </w:rPr>
+      </w:pPr>
+      <w:r>
+        <w:rPr>
+          <w:b/>
+          <w:bCs/>
+          <w:highlight w:val="none"/>
+        </w:rPr>
+        <w:t xml:space="preserve">References:</w:t>
+      </w:r>
+      <w:r>
+        <w:rPr>
+          <w:b/>
+          <w:bCs/>
+        </w:rPr>
+      </w:r>
+    </w:p>
+    <w:p>
+      <w:pPr>
+        <w:pBdr/>
+        <w:spacing/>
+        <w:ind/>
+        <w:rPr>
+          <w:b/>
+          <w:bCs/>
+          <w:highlight w:val="none"/>
+        </w:rPr>
+      </w:pPr>
+      <w:r>
+        <w:rPr>
+          <w:b/>
+          <w:bCs/>
+          <w:highlight w:val="none"/>
+        </w:rPr>
+      </w:r>
+      <w:r>
+        <w:t xml:space="preserve">Miller, J. (2025) </w:t>
+      </w:r>
+      <w:r>
+        <w:rPr>
+          <w:i/>
+          <w:iCs/>
+        </w:rPr>
+        <w:t xml:space="preserve">Social Media Addiction Statistics – Risks, Warnings and Safety (2025)</w:t>
+      </w:r>
+      <w:r>
+        <w:t xml:space="preserve">. Available at: </w:t>
+      </w:r>
+      <w:r>
+        <w:t xml:space="preserve">https://www.addictionhelp.com/social-media-addiction/statistics/</w:t>
+      </w:r>
+      <w:r>
+        <w:t xml:space="preserve"> (Accessed: 15 April 2026).</w:t>
+      </w:r>
+      <w:r>
+        <w:rPr>
+          <w:b/>
+          <w:bCs/>
+          <w:highlight w:val="none"/>
+        </w:rPr>
+      </w:r>
+      <w:r>
+        <w:rPr>
+          <w:b/>
+          <w:bCs/>
+        </w:rPr>
+      </w:r>
+    </w:p>
+    <w:p>
+      <w:pPr>
+        <w:pBdr/>
+        <w:spacing/>
+        <w:ind/>
+        <w:rPr>
+          <w:b/>
+          <w:bCs/>
+        </w:rPr>
+      </w:pPr>
+      <w:r>
+        <w:rPr>
+          <w:b/>
+          <w:bCs/>
+          <w:highlight w:val="none"/>
+        </w:rPr>
+      </w:r>
+      <w:r>
+        <w:t xml:space="preserve">RSPH (2017) </w:t>
+      </w:r>
+      <w:r>
+        <w:rPr>
+          <w:i/>
+          <w:iCs/>
+        </w:rPr>
+        <w:t xml:space="preserve">#StatusofMind: The effects of Social Media on Mental Health | RSPH</w:t>
+      </w:r>
+      <w:r>
+        <w:t xml:space="preserve">. Available at: </w:t>
+      </w:r>
+      <w:r/>
+      <w:r/>
+      <w:r>
+        <w:t xml:space="preserve">https://www.rsph.org.uk/our-work/publications/statusofmind/</w:t>
+      </w:r>
+      <w:r/>
+      <w:r>
+        <w:t xml:space="preserve"> </w:t>
+      </w:r>
+      <w:r>
+        <w:t xml:space="preserve">(Accessed: 15 April 2026).</w:t>
+      </w:r>
+      <w:r>
+        <w:rPr>
+          <w:b/>
+          <w:bCs/>
+        </w:rPr>
+      </w:r>
+      <w:r>
+        <w:rPr>
+          <w:b/>
+          <w:bCs/>
+        </w:rPr>
+      </w:r>
+    </w:p>
+    <w:p>
+      <w:pPr>
+        <w:pBdr/>
+        <w:spacing/>
+        <w:ind/>
+        <w:rPr>
+          <w:b/>
+          <w:bCs/>
+        </w:rPr>
+      </w:pPr>
+      <w:r>
+        <w:rPr>
+          <w:b/>
+          <w:bCs/>
+          <w:highlight w:val="none"/>
+        </w:rPr>
+      </w:r>
+      <w:r>
+        <w:t xml:space="preserve">Sharma, R. (2025) </w:t>
+      </w:r>
+      <w:r>
+        <w:rPr>
+          <w:i/>
+          <w:iCs/>
+        </w:rPr>
+        <w:t xml:space="preserve">Screen Time Management Software Market Research Report 2033</w:t>
+      </w:r>
+      <w:r>
+        <w:t xml:space="preserve">. Available at: </w:t>
+      </w:r>
+      <w:r/>
+      <w:r>
+        <w:t xml:space="preserve">https://marketintelo.com/report/screen-time-management-software-market</w:t>
+      </w:r>
+      <w:r/>
+      <w:r/>
+      <w:r>
+        <w:t xml:space="preserve"> (Accessed: 15 April 2026).</w:t>
+      </w:r>
+      <w:r>
+        <w:rPr>
+          <w:b/>
+          <w:bCs/>
+        </w:rPr>
+      </w:r>
+      <w:r>
+        <w:rPr>
+          <w:b/>
+          <w:bCs/>
+        </w:rPr>
+      </w:r>
+    </w:p>
+    <w:p>
+      <w:pPr>
+        <w:pBdr/>
+        <w:spacing/>
+        <w:ind/>
+        <w:rPr>
+          <w:b/>
+          <w:bCs/>
+        </w:rPr>
+      </w:pPr>
+      <w:r>
+        <w:rPr>
+          <w:b/>
+          <w:bCs/>
+          <w:highlight w:val="none"/>
+        </w:rPr>
+      </w:r>
+      <w:r>
+        <w:rPr>
+          <w:b/>
+          <w:bCs/>
+          <w:highlight w:val="none"/>
+        </w:rPr>
+      </w:r>
+      <w:r>
+        <w:rPr>
+          <w:b/>
+          <w:bCs/>
+          <w:highlight w:val="none"/>
         </w:rPr>
       </w:r>
     </w:p>
@@ -6254,6 +6668,189 @@
       <w:suff w:val="tab"/>
     </w:lvl>
   </w:abstractNum>
+  <w:abstractNum w:abstractNumId="14">
+    <w:nsid w:val="631B4F32"/>
+    <w:lvl w:ilvl="0">
+      <w:isLgl w:val="false"/>
+      <w:lvlJc w:val="left"/>
+      <w:lvlText w:val=""/>
+      <w:numFmt w:val="bullet"/>
+      <w:pPr>
+        <w:pBdr/>
+        <w:tabs>
+          <w:tab w:val="num" w:leader="none" w:pos="720"/>
+        </w:tabs>
+        <w:spacing/>
+        <w:ind w:hanging="360" w:left="720"/>
+      </w:pPr>
+      <w:rPr>
+        <w:rFonts w:hint="default" w:ascii="Symbol" w:hAnsi="Symbol"/>
+        <w:sz w:val="20"/>
+      </w:rPr>
+      <w:start w:val="1"/>
+      <w:suff w:val="tab"/>
+    </w:lvl>
+    <w:lvl w:ilvl="1">
+      <w:isLgl w:val="false"/>
+      <w:lvlJc w:val="left"/>
+      <w:lvlText w:val="o"/>
+      <w:numFmt w:val="bullet"/>
+      <w:pPr>
+        <w:pBdr/>
+        <w:tabs>
+          <w:tab w:val="num" w:leader="none" w:pos="1440"/>
+        </w:tabs>
+        <w:spacing/>
+        <w:ind w:hanging="360" w:left="1440"/>
+      </w:pPr>
+      <w:rPr>
+        <w:rFonts w:hint="default" w:ascii="Courier New" w:hAnsi="Courier New"/>
+        <w:sz w:val="20"/>
+      </w:rPr>
+      <w:start w:val="1"/>
+      <w:suff w:val="tab"/>
+    </w:lvl>
+    <w:lvl w:ilvl="2">
+      <w:isLgl w:val="false"/>
+      <w:lvlJc w:val="left"/>
+      <w:lvlText w:val=""/>
+      <w:numFmt w:val="bullet"/>
+      <w:pPr>
+        <w:pBdr/>
+        <w:tabs>
+          <w:tab w:val="num" w:leader="none" w:pos="2160"/>
+        </w:tabs>
+        <w:spacing/>
+        <w:ind w:hanging="360" w:left="2160"/>
+      </w:pPr>
+      <w:rPr>
+        <w:rFonts w:hint="default" w:ascii="Wingdings" w:hAnsi="Wingdings"/>
+        <w:sz w:val="20"/>
+      </w:rPr>
+      <w:start w:val="1"/>
+      <w:suff w:val="tab"/>
+    </w:lvl>
+    <w:lvl w:ilvl="3">
+      <w:isLgl w:val="false"/>
+      <w:lvlJc w:val="left"/>
+      <w:lvlText w:val=""/>
+      <w:numFmt w:val="bullet"/>
+      <w:pPr>
+        <w:pBdr/>
+        <w:tabs>
+          <w:tab w:val="num" w:leader="none" w:pos="2880"/>
+        </w:tabs>
+        <w:spacing/>
+        <w:ind w:hanging="360" w:left="2880"/>
+      </w:pPr>
+      <w:rPr>
+        <w:rFonts w:hint="default" w:ascii="Wingdings" w:hAnsi="Wingdings"/>
+        <w:sz w:val="20"/>
+      </w:rPr>
+      <w:start w:val="1"/>
+      <w:suff w:val="tab"/>
+    </w:lvl>
+    <w:lvl w:ilvl="4">
+      <w:isLgl w:val="false"/>
+      <w:lvlJc w:val="left"/>
+      <w:lvlText w:val=""/>
+      <w:numFmt w:val="bullet"/>
+      <w:pPr>
+        <w:pBdr/>
+        <w:tabs>
+          <w:tab w:val="num" w:leader="none" w:pos="3600"/>
+        </w:tabs>
+        <w:spacing/>
+        <w:ind w:hanging="360" w:left="3600"/>
+      </w:pPr>
+      <w:rPr>
+        <w:rFonts w:hint="default" w:ascii="Wingdings" w:hAnsi="Wingdings"/>
+        <w:sz w:val="20"/>
+      </w:rPr>
+      <w:start w:val="1"/>
+      <w:suff w:val="tab"/>
+    </w:lvl>
+    <w:lvl w:ilvl="5">
+      <w:isLgl w:val="false"/>
+      <w:lvlJc w:val="left"/>
+      <w:lvlText w:val=""/>
+      <w:numFmt w:val="bullet"/>
+      <w:pPr>
+        <w:pBdr/>
+        <w:tabs>
+          <w:tab w:val="num" w:leader="none" w:pos="4320"/>
+        </w:tabs>
+        <w:spacing/>
+        <w:ind w:hanging="360" w:left="4320"/>
+      </w:pPr>
+      <w:rPr>
+        <w:rFonts w:hint="default" w:ascii="Wingdings" w:hAnsi="Wingdings"/>
+        <w:sz w:val="20"/>
+      </w:rPr>
+      <w:start w:val="1"/>
+      <w:suff w:val="tab"/>
+    </w:lvl>
+    <w:lvl w:ilvl="6">
+      <w:isLgl w:val="false"/>
+      <w:lvlJc w:val="left"/>
+      <w:lvlText w:val=""/>
+      <w:numFmt w:val="bullet"/>
+      <w:pPr>
+        <w:pBdr/>
+        <w:tabs>
+          <w:tab w:val="num" w:leader="none" w:pos="5040"/>
+        </w:tabs>
+        <w:spacing/>
+        <w:ind w:hanging="360" w:left="5040"/>
+      </w:pPr>
+      <w:rPr>
+        <w:rFonts w:hint="default" w:ascii="Wingdings" w:hAnsi="Wingdings"/>
+        <w:sz w:val="20"/>
+      </w:rPr>
+      <w:start w:val="1"/>
+      <w:suff w:val="tab"/>
+    </w:lvl>
+    <w:lvl w:ilvl="7">
+      <w:isLgl w:val="false"/>
+      <w:lvlJc w:val="left"/>
+      <w:lvlText w:val=""/>
+      <w:numFmt w:val="bullet"/>
+      <w:pPr>
+        <w:pBdr/>
+        <w:tabs>
+          <w:tab w:val="num" w:leader="none" w:pos="5760"/>
+        </w:tabs>
+        <w:spacing/>
+        <w:ind w:hanging="360" w:left="5760"/>
+      </w:pPr>
+      <w:rPr>
+        <w:rFonts w:hint="default" w:ascii="Wingdings" w:hAnsi="Wingdings"/>
+        <w:sz w:val="20"/>
+      </w:rPr>
+      <w:start w:val="1"/>
+      <w:suff w:val="tab"/>
+    </w:lvl>
+    <w:lvl w:ilvl="8">
+      <w:isLgl w:val="false"/>
+      <w:lvlJc w:val="left"/>
+      <w:lvlText w:val=""/>
+      <w:numFmt w:val="bullet"/>
+      <w:pPr>
+        <w:pBdr/>
+        <w:tabs>
+          <w:tab w:val="num" w:leader="none" w:pos="6480"/>
+        </w:tabs>
+        <w:spacing/>
+        <w:ind w:hanging="360" w:left="6480"/>
+      </w:pPr>
+      <w:rPr>
+        <w:rFonts w:hint="default" w:ascii="Wingdings" w:hAnsi="Wingdings"/>
+        <w:sz w:val="20"/>
+      </w:rPr>
+      <w:start w:val="1"/>
+      <w:suff w:val="tab"/>
+    </w:lvl>
+  </w:abstractNum>
   <w:num w:numId="1">
     <w:abstractNumId w:val="11"/>
   </w:num>
@@ -6295,6 +6892,9 @@
   </w:num>
   <w:num w:numId="14">
     <w:abstractNumId w:val="9"/>
+  </w:num>
+  <w:num w:numId="15">
+    <w:abstractNumId w:val="14"/>
   </w:num>
 </w:numbering>
 </file>
